--- a/data/revised_2026-10_full/outputs/v2/Biology/SS1.3_Cell_Biology/Biology_Cell_Biology_CBE_LessonSequence.docx
+++ b/data/revised_2026-10_full/outputs/v2/Biology/SS1.3_Cell_Biology/Biology_Cell_Biology_CBE_LessonSequence.docx
@@ -2658,7 +2658,7 @@
         </w:rPr>
         <w:t xml:space="preserve">© 2026 SeaVuria and ARES. This work is licensed under a </w:t>
       </w:r>
-      <w:hyperlink w:history="1" r:id="rIdwjkt4crlvpjjw_ect7xlj">
+      <w:hyperlink w:history="1" r:id="rIdxbotlnzxdckriab_legw1">
         <w:r>
           <w:rPr>
             <w:rFonts w:ascii="Arial" w:cs="Arial" w:eastAsia="Arial" w:hAnsi="Arial"/>
@@ -2678,7 +2678,7 @@
         </w:rPr>
         <w:t xml:space="preserve"> (</w:t>
       </w:r>
-      <w:hyperlink w:history="1" r:id="rIdwvj30e1criebngabg3nhh">
+      <w:hyperlink w:history="1" r:id="rIdj-0-fbuwlj5hf0m36fq2n">
         <w:r>
           <w:rPr>
             <w:rFonts w:ascii="Arial" w:cs="Arial" w:eastAsia="Arial" w:hAnsi="Arial"/>
@@ -2698,7 +2698,7 @@
         </w:rPr>
         <w:t xml:space="preserve">). To view a copy of this license, visit </w:t>
       </w:r>
-      <w:hyperlink w:history="1" r:id="rIdfxkdfr1xi_longntlz5mc">
+      <w:hyperlink w:history="1" r:id="rIdjz7lbzax6-2lqsleitcvg">
         <w:r>
           <w:rPr>
             <w:rFonts w:ascii="Arial" w:cs="Arial" w:eastAsia="Arial" w:hAnsi="Arial"/>
@@ -3737,7 +3737,7 @@
             <w:pPr>
               <w:spacing w:after="20" w:before="0"/>
             </w:pPr>
-            <w:hyperlink w:history="1" r:id="rIdxmorxrrw_vmxxbvlggb4r">
+            <w:hyperlink w:history="1" r:id="rIdylo4ko-oqaow9h8ol0e3b">
               <w:r>
                 <w:rPr>
                   <w:rFonts w:ascii="Arial" w:cs="Arial" w:eastAsia="Arial" w:hAnsi="Arial"/>
@@ -3770,7 +3770,7 @@
               <w:spacing w:after="10" w:before="0"/>
               <w:ind w:left="120"/>
             </w:pPr>
-            <w:hyperlink w:history="1" r:id="rId44v_yq3ixekwtw-an8sgh">
+            <w:hyperlink w:history="1" r:id="rId5u9s0hjv3waylqbq6qhqa">
               <w:r>
                 <w:rPr>
                   <w:rFonts w:ascii="Arial" w:cs="Arial" w:eastAsia="Arial" w:hAnsi="Arial"/>
@@ -3815,7 +3815,7 @@
             <w:pPr>
               <w:spacing w:after="20" w:before="0"/>
             </w:pPr>
-            <w:hyperlink w:history="1" r:id="rIdoyzu-qghsjrnqvcqdh89h">
+            <w:hyperlink w:history="1" r:id="rIdaamxgj1dkgs2zll2sl-cd">
               <w:r>
                 <w:rPr>
                   <w:rFonts w:ascii="Arial" w:cs="Arial" w:eastAsia="Arial" w:hAnsi="Arial"/>
@@ -3848,7 +3848,7 @@
               <w:spacing w:after="10" w:before="0"/>
               <w:ind w:left="120"/>
             </w:pPr>
-            <w:hyperlink w:history="1" r:id="rIdnur0a9atogrd4j6yqw-d2">
+            <w:hyperlink w:history="1" r:id="rId4usxxkc3ihqu6fzvrmp3b">
               <w:r>
                 <w:rPr>
                   <w:rFonts w:ascii="Arial" w:cs="Arial" w:eastAsia="Arial" w:hAnsi="Arial"/>
@@ -4048,7 +4048,7 @@
             <w:pPr>
               <w:spacing w:after="20" w:before="0"/>
             </w:pPr>
-            <w:hyperlink w:history="1" r:id="rIdhwsvaksk2x8w4o70dfeyq">
+            <w:hyperlink w:history="1" r:id="rIdfku33nzxiwbiv_dk8vnem">
               <w:r>
                 <w:rPr>
                   <w:rFonts w:ascii="Arial" w:cs="Arial" w:eastAsia="Arial" w:hAnsi="Arial"/>
@@ -4081,7 +4081,7 @@
               <w:spacing w:after="10" w:before="0"/>
               <w:ind w:left="120"/>
             </w:pPr>
-            <w:hyperlink w:history="1" r:id="rIdr5cum2wynegfm39qqlpdp">
+            <w:hyperlink w:history="1" r:id="rIdqwzw2nuzyov39udvxiztw">
               <w:r>
                 <w:rPr>
                   <w:rFonts w:ascii="Arial" w:cs="Arial" w:eastAsia="Arial" w:hAnsi="Arial"/>
@@ -4126,7 +4126,7 @@
             <w:pPr>
               <w:spacing w:after="20" w:before="0"/>
             </w:pPr>
-            <w:hyperlink w:history="1" r:id="rIdptzdrvg66usmo2psxexdd">
+            <w:hyperlink w:history="1" r:id="rIddumnid65_pmophiawv20l">
               <w:r>
                 <w:rPr>
                   <w:rFonts w:ascii="Arial" w:cs="Arial" w:eastAsia="Arial" w:hAnsi="Arial"/>
@@ -4159,7 +4159,7 @@
               <w:spacing w:after="10" w:before="0"/>
               <w:ind w:left="120"/>
             </w:pPr>
-            <w:hyperlink w:history="1" r:id="rIdf8s9pif9mnllhmt_sje_1">
+            <w:hyperlink w:history="1" r:id="rIdfiudb0umrfrva268n1ite">
               <w:r>
                 <w:rPr>
                   <w:rFonts w:ascii="Arial" w:cs="Arial" w:eastAsia="Arial" w:hAnsi="Arial"/>
@@ -4359,7 +4359,7 @@
             <w:pPr>
               <w:spacing w:after="20" w:before="0"/>
             </w:pPr>
-            <w:hyperlink w:history="1" r:id="rIdfaurkcclimtfclungzchm">
+            <w:hyperlink w:history="1" r:id="rIdpqhzos9va8ksazex62tsw">
               <w:r>
                 <w:rPr>
                   <w:rFonts w:ascii="Arial" w:cs="Arial" w:eastAsia="Arial" w:hAnsi="Arial"/>
@@ -4392,7 +4392,7 @@
               <w:spacing w:after="10" w:before="0"/>
               <w:ind w:left="120"/>
             </w:pPr>
-            <w:hyperlink w:history="1" r:id="rIdk06q3jb-7q91hijedqdtp">
+            <w:hyperlink w:history="1" r:id="rIdktvydbk6fn0zqbdhfkhvg">
               <w:r>
                 <w:rPr>
                   <w:rFonts w:ascii="Arial" w:cs="Arial" w:eastAsia="Arial" w:hAnsi="Arial"/>
@@ -4437,7 +4437,7 @@
             <w:pPr>
               <w:spacing w:after="20" w:before="0"/>
             </w:pPr>
-            <w:hyperlink w:history="1" r:id="rIdb30ltzhe_arrtxvcijovx">
+            <w:hyperlink w:history="1" r:id="rIdvmj7pojiff81nhxkauurm">
               <w:r>
                 <w:rPr>
                   <w:rFonts w:ascii="Arial" w:cs="Arial" w:eastAsia="Arial" w:hAnsi="Arial"/>
@@ -4486,7 +4486,7 @@
               <w:spacing w:after="10" w:before="0"/>
               <w:ind w:left="120"/>
             </w:pPr>
-            <w:hyperlink w:history="1" r:id="rIdytdzb20mozdeurh4xejur">
+            <w:hyperlink w:history="1" r:id="rIdvjxfg0g0lkkssaayyyk6y">
               <w:r>
                 <w:rPr>
                   <w:rFonts w:ascii="Arial" w:cs="Arial" w:eastAsia="Arial" w:hAnsi="Arial"/>
@@ -4686,7 +4686,7 @@
             <w:pPr>
               <w:spacing w:after="20" w:before="0"/>
             </w:pPr>
-            <w:hyperlink w:history="1" r:id="rIdg4p33k23zflqwsrzbhxhq">
+            <w:hyperlink w:history="1" r:id="rIdnojgs9ol3p7oigxb8sw35">
               <w:r>
                 <w:rPr>
                   <w:rFonts w:ascii="Arial" w:cs="Arial" w:eastAsia="Arial" w:hAnsi="Arial"/>
@@ -4719,7 +4719,7 @@
               <w:spacing w:after="10" w:before="0"/>
               <w:ind w:left="120"/>
             </w:pPr>
-            <w:hyperlink w:history="1" r:id="rIdojdcma6aqpjad0xqo3qlc">
+            <w:hyperlink w:history="1" r:id="rIdkm7bslwexu9jemdymn7yb">
               <w:r>
                 <w:rPr>
                   <w:rFonts w:ascii="Arial" w:cs="Arial" w:eastAsia="Arial" w:hAnsi="Arial"/>
@@ -4764,7 +4764,7 @@
             <w:pPr>
               <w:spacing w:after="20" w:before="0"/>
             </w:pPr>
-            <w:hyperlink w:history="1" r:id="rId-qgvifaqs1rrdkpan5agv">
+            <w:hyperlink w:history="1" r:id="rIdx1xtsuoapsvvvrp1dj484">
               <w:r>
                 <w:rPr>
                   <w:rFonts w:ascii="Arial" w:cs="Arial" w:eastAsia="Arial" w:hAnsi="Arial"/>
@@ -4813,7 +4813,7 @@
               <w:spacing w:after="10" w:before="0"/>
               <w:ind w:left="120"/>
             </w:pPr>
-            <w:hyperlink w:history="1" r:id="rIdtpztubdwcncr5qf7p5vw3">
+            <w:hyperlink w:history="1" r:id="rIdu2xmjpc2zo3sv6ssd846w">
               <w:r>
                 <w:rPr>
                   <w:rFonts w:ascii="Arial" w:cs="Arial" w:eastAsia="Arial" w:hAnsi="Arial"/>
@@ -5013,7 +5013,7 @@
             <w:pPr>
               <w:spacing w:after="20" w:before="0"/>
             </w:pPr>
-            <w:hyperlink w:history="1" r:id="rIdgc3hlf7xfxor4cavqk5-w">
+            <w:hyperlink w:history="1" r:id="rIdqnpjt9xrt6zk0ixejeebk">
               <w:r>
                 <w:rPr>
                   <w:rFonts w:ascii="Arial" w:cs="Arial" w:eastAsia="Arial" w:hAnsi="Arial"/>
@@ -5062,7 +5062,7 @@
               <w:spacing w:after="10" w:before="0"/>
               <w:ind w:left="120"/>
             </w:pPr>
-            <w:hyperlink w:history="1" r:id="rIdqnmjjatvc9idmpifn25dh">
+            <w:hyperlink w:history="1" r:id="rIdahkbozz7kyvmj50-1gw5k">
               <w:r>
                 <w:rPr>
                   <w:rFonts w:ascii="Arial" w:cs="Arial" w:eastAsia="Arial" w:hAnsi="Arial"/>
@@ -5107,7 +5107,7 @@
             <w:pPr>
               <w:spacing w:after="20" w:before="0"/>
             </w:pPr>
-            <w:hyperlink w:history="1" r:id="rId06gmgjcpd7pue2yyqekdx">
+            <w:hyperlink w:history="1" r:id="rId5g2fcvfmkwypsqnttwfdq">
               <w:r>
                 <w:rPr>
                   <w:rFonts w:ascii="Arial" w:cs="Arial" w:eastAsia="Arial" w:hAnsi="Arial"/>
@@ -5140,7 +5140,7 @@
               <w:spacing w:after="10" w:before="0"/>
               <w:ind w:left="120"/>
             </w:pPr>
-            <w:hyperlink w:history="1" r:id="rId3vo8yzsgs9tcthhzj6tpo">
+            <w:hyperlink w:history="1" r:id="rIdoevsfohprqlkiegasoi8i">
               <w:r>
                 <w:rPr>
                   <w:rFonts w:ascii="Arial" w:cs="Arial" w:eastAsia="Arial" w:hAnsi="Arial"/>
@@ -5785,7 +5785,7 @@
         </w:rPr>
         <w:t xml:space="preserve">© 2026 SeaVuria and ARES. Aligned with KICD objectives. Developed by SeaVuria; technical implementation by ARES (with AI assistance from Claude). Licensed under </w:t>
       </w:r>
-      <w:hyperlink w:history="1" r:id="rIdgaknxaboe9ndb5bd4uoq_">
+      <w:hyperlink w:history="1" r:id="rIdbcduvfdrezt8qdnswc7t9">
         <w:r>
           <w:rPr>
             <w:rFonts w:ascii="Arial" w:cs="Arial" w:eastAsia="Arial" w:hAnsi="Arial"/>
@@ -5806,7 +5806,7 @@
         </w:rPr>
         <w:t xml:space="preserve"> (</w:t>
       </w:r>
-      <w:hyperlink w:history="1" r:id="rIdkeeqy6dyckkjs_05fxvit">
+      <w:hyperlink w:history="1" r:id="rIdtayn_kvreralepz0hg3rd">
         <w:r>
           <w:rPr>
             <w:rFonts w:ascii="Arial" w:cs="Arial" w:eastAsia="Arial" w:hAnsi="Arial"/>
@@ -6846,7 +6846,7 @@
             <w:pPr>
               <w:spacing w:after="20" w:before="0"/>
             </w:pPr>
-            <w:hyperlink w:history="1" r:id="rIdtxo3wrefs7l69n10vrxns">
+            <w:hyperlink w:history="1" r:id="rIdg7suuctqdvnmiulje5jxo">
               <w:r>
                 <w:rPr>
                   <w:rFonts w:ascii="Arial" w:cs="Arial" w:eastAsia="Arial" w:hAnsi="Arial"/>
@@ -6879,7 +6879,7 @@
               <w:spacing w:after="10" w:before="0"/>
               <w:ind w:left="120"/>
             </w:pPr>
-            <w:hyperlink w:history="1" r:id="rIdbi8ih0f3o_vdybgk3q965">
+            <w:hyperlink w:history="1" r:id="rIdqjsdspsyonrobmpnxtbnv">
               <w:r>
                 <w:rPr>
                   <w:rFonts w:ascii="Arial" w:cs="Arial" w:eastAsia="Arial" w:hAnsi="Arial"/>
@@ -6924,7 +6924,7 @@
             <w:pPr>
               <w:spacing w:after="20" w:before="0"/>
             </w:pPr>
-            <w:hyperlink w:history="1" r:id="rIdqvxzjms5hsgmwt1kfsk_t">
+            <w:hyperlink w:history="1" r:id="rIdj-t9g-ic1duilnyb-345y">
               <w:r>
                 <w:rPr>
                   <w:rFonts w:ascii="Arial" w:cs="Arial" w:eastAsia="Arial" w:hAnsi="Arial"/>
@@ -6957,7 +6957,7 @@
               <w:spacing w:after="10" w:before="0"/>
               <w:ind w:left="120"/>
             </w:pPr>
-            <w:hyperlink w:history="1" r:id="rIdbur9jmppf4bipn72h3lv0">
+            <w:hyperlink w:history="1" r:id="rIdswtwdexd-csxehbcua1a6">
               <w:r>
                 <w:rPr>
                   <w:rFonts w:ascii="Arial" w:cs="Arial" w:eastAsia="Arial" w:hAnsi="Arial"/>
@@ -7157,7 +7157,7 @@
             <w:pPr>
               <w:spacing w:after="20" w:before="0"/>
             </w:pPr>
-            <w:hyperlink w:history="1" r:id="rIdirptgw3jlkkbhn24eeo92">
+            <w:hyperlink w:history="1" r:id="rId5rmlmnooqxqluekhdlja0">
               <w:r>
                 <w:rPr>
                   <w:rFonts w:ascii="Arial" w:cs="Arial" w:eastAsia="Arial" w:hAnsi="Arial"/>
@@ -7190,7 +7190,7 @@
               <w:spacing w:after="10" w:before="0"/>
               <w:ind w:left="120"/>
             </w:pPr>
-            <w:hyperlink w:history="1" r:id="rIdyvaibafeuv-fwsgoaq4y5">
+            <w:hyperlink w:history="1" r:id="rIdsgpzpvznaxvl2dxsjvsdo">
               <w:r>
                 <w:rPr>
                   <w:rFonts w:ascii="Arial" w:cs="Arial" w:eastAsia="Arial" w:hAnsi="Arial"/>
@@ -7235,7 +7235,7 @@
             <w:pPr>
               <w:spacing w:after="20" w:before="0"/>
             </w:pPr>
-            <w:hyperlink w:history="1" r:id="rIdjfndco9hwxrmnfnrdbuo1">
+            <w:hyperlink w:history="1" r:id="rIdatuxujb_77shk4hcw-oxu">
               <w:r>
                 <w:rPr>
                   <w:rFonts w:ascii="Arial" w:cs="Arial" w:eastAsia="Arial" w:hAnsi="Arial"/>
@@ -7268,7 +7268,7 @@
               <w:spacing w:after="10" w:before="0"/>
               <w:ind w:left="120"/>
             </w:pPr>
-            <w:hyperlink w:history="1" r:id="rId4twekzmcz6izkmhdkepq0">
+            <w:hyperlink w:history="1" r:id="rId6vh7qw_gzokaianvlmeuz">
               <w:r>
                 <w:rPr>
                   <w:rFonts w:ascii="Arial" w:cs="Arial" w:eastAsia="Arial" w:hAnsi="Arial"/>
@@ -7468,7 +7468,7 @@
             <w:pPr>
               <w:spacing w:after="20" w:before="0"/>
             </w:pPr>
-            <w:hyperlink w:history="1" r:id="rIdiiiwovr2rplm_y_kbyfs9">
+            <w:hyperlink w:history="1" r:id="rIdemgsplpievhiqiw84_x13">
               <w:r>
                 <w:rPr>
                   <w:rFonts w:ascii="Arial" w:cs="Arial" w:eastAsia="Arial" w:hAnsi="Arial"/>
@@ -7517,7 +7517,7 @@
               <w:spacing w:after="10" w:before="0"/>
               <w:ind w:left="120"/>
             </w:pPr>
-            <w:hyperlink w:history="1" r:id="rId8iv92uwztmxxkxkh6nwgv">
+            <w:hyperlink w:history="1" r:id="rIddir8dwpdqka1jnjiv5og4">
               <w:r>
                 <w:rPr>
                   <w:rFonts w:ascii="Arial" w:cs="Arial" w:eastAsia="Arial" w:hAnsi="Arial"/>
@@ -7562,7 +7562,7 @@
             <w:pPr>
               <w:spacing w:after="20" w:before="0"/>
             </w:pPr>
-            <w:hyperlink w:history="1" r:id="rIdfsaazbk-vrwr88vj0lhjv">
+            <w:hyperlink w:history="1" r:id="rId81vf-d6v6_c9mxv2ugcrq">
               <w:r>
                 <w:rPr>
                   <w:rFonts w:ascii="Arial" w:cs="Arial" w:eastAsia="Arial" w:hAnsi="Arial"/>
@@ -7595,7 +7595,7 @@
               <w:spacing w:after="10" w:before="0"/>
               <w:ind w:left="120"/>
             </w:pPr>
-            <w:hyperlink w:history="1" r:id="rIdmmu9qyival83rtm5zau97">
+            <w:hyperlink w:history="1" r:id="rIdxplifteooxlcba9pq_wxa">
               <w:r>
                 <w:rPr>
                   <w:rFonts w:ascii="Arial" w:cs="Arial" w:eastAsia="Arial" w:hAnsi="Arial"/>
@@ -7795,7 +7795,7 @@
             <w:pPr>
               <w:spacing w:after="20" w:before="0"/>
             </w:pPr>
-            <w:hyperlink w:history="1" r:id="rIdxl9ayymskjnpvbi8xeatx">
+            <w:hyperlink w:history="1" r:id="rIdkwnafzlmqt7gs8kbtev2r">
               <w:r>
                 <w:rPr>
                   <w:rFonts w:ascii="Arial" w:cs="Arial" w:eastAsia="Arial" w:hAnsi="Arial"/>
@@ -7844,7 +7844,7 @@
               <w:spacing w:after="10" w:before="0"/>
               <w:ind w:left="120"/>
             </w:pPr>
-            <w:hyperlink w:history="1" r:id="rIdlaq4lwxianorjzodmlua9">
+            <w:hyperlink w:history="1" r:id="rIdmdenrax5zodrisifjgelo">
               <w:r>
                 <w:rPr>
                   <w:rFonts w:ascii="Arial" w:cs="Arial" w:eastAsia="Arial" w:hAnsi="Arial"/>
@@ -7889,7 +7889,7 @@
             <w:pPr>
               <w:spacing w:after="20" w:before="0"/>
             </w:pPr>
-            <w:hyperlink w:history="1" r:id="rId9c-r8r01omhl4jufnkuk9">
+            <w:hyperlink w:history="1" r:id="rIdbiu0m8rumxqjgm_2ouked">
               <w:r>
                 <w:rPr>
                   <w:rFonts w:ascii="Arial" w:cs="Arial" w:eastAsia="Arial" w:hAnsi="Arial"/>
@@ -7922,7 +7922,7 @@
               <w:spacing w:after="10" w:before="0"/>
               <w:ind w:left="120"/>
             </w:pPr>
-            <w:hyperlink w:history="1" r:id="rIdsqesvp7zlhywhgs7p2v41">
+            <w:hyperlink w:history="1" r:id="rId_lw_andz6m5eoom9d3-qa">
               <w:r>
                 <w:rPr>
                   <w:rFonts w:ascii="Arial" w:cs="Arial" w:eastAsia="Arial" w:hAnsi="Arial"/>
@@ -8122,7 +8122,7 @@
             <w:pPr>
               <w:spacing w:after="20" w:before="0"/>
             </w:pPr>
-            <w:hyperlink w:history="1" r:id="rIdy23iw3vlkrc67k14r73jw">
+            <w:hyperlink w:history="1" r:id="rIdza8bybopnkh_drttwe7_f">
               <w:r>
                 <w:rPr>
                   <w:rFonts w:ascii="Arial" w:cs="Arial" w:eastAsia="Arial" w:hAnsi="Arial"/>
@@ -8155,7 +8155,7 @@
               <w:spacing w:after="10" w:before="0"/>
               <w:ind w:left="120"/>
             </w:pPr>
-            <w:hyperlink w:history="1" r:id="rIdnqscc1xtur7pcaeu1m5-k">
+            <w:hyperlink w:history="1" r:id="rIdkt6mtcswv4cste-ymqeyg">
               <w:r>
                 <w:rPr>
                   <w:rFonts w:ascii="Arial" w:cs="Arial" w:eastAsia="Arial" w:hAnsi="Arial"/>
@@ -8200,7 +8200,7 @@
             <w:pPr>
               <w:spacing w:after="20" w:before="0"/>
             </w:pPr>
-            <w:hyperlink w:history="1" r:id="rIdeywz4fktxn-3lsiojgd9y">
+            <w:hyperlink w:history="1" r:id="rId01bmpwg7ea-ob2nznxfxg">
               <w:r>
                 <w:rPr>
                   <w:rFonts w:ascii="Arial" w:cs="Arial" w:eastAsia="Arial" w:hAnsi="Arial"/>
@@ -8233,7 +8233,7 @@
               <w:spacing w:after="10" w:before="0"/>
               <w:ind w:left="120"/>
             </w:pPr>
-            <w:hyperlink w:history="1" r:id="rIdbwhdirkgifqlgqeuozhje">
+            <w:hyperlink w:history="1" r:id="rIdrjeiiesjgsva7mqqnc39v">
               <w:r>
                 <w:rPr>
                   <w:rFonts w:ascii="Arial" w:cs="Arial" w:eastAsia="Arial" w:hAnsi="Arial"/>
@@ -8758,7 +8758,7 @@
         </w:rPr>
         <w:t xml:space="preserve">© 2026 SeaVuria and ARES. Aligned with KICD objectives. Developed by SeaVuria; technical implementation by ARES (with AI assistance from Claude). Licensed under </w:t>
       </w:r>
-      <w:hyperlink w:history="1" r:id="rId0dlxl1axsbu1auarrfqst">
+      <w:hyperlink w:history="1" r:id="rIdlllurzvrwugn2demlghqs">
         <w:r>
           <w:rPr>
             <w:rFonts w:ascii="Arial" w:cs="Arial" w:eastAsia="Arial" w:hAnsi="Arial"/>
@@ -8779,7 +8779,7 @@
         </w:rPr>
         <w:t xml:space="preserve"> (</w:t>
       </w:r>
-      <w:hyperlink w:history="1" r:id="rId8smfhl9uq4qek2d4pebvw">
+      <w:hyperlink w:history="1" r:id="rId8u4sbiea8hmrtler61ugh">
         <w:r>
           <w:rPr>
             <w:rFonts w:ascii="Arial" w:cs="Arial" w:eastAsia="Arial" w:hAnsi="Arial"/>
@@ -9819,7 +9819,7 @@
             <w:pPr>
               <w:spacing w:after="20" w:before="0"/>
             </w:pPr>
-            <w:hyperlink w:history="1" r:id="rId-07r1eayrqxoumfrgldsz">
+            <w:hyperlink w:history="1" r:id="rIdmqwc_kg_du1ywticpwd24">
               <w:r>
                 <w:rPr>
                   <w:rFonts w:ascii="Arial" w:cs="Arial" w:eastAsia="Arial" w:hAnsi="Arial"/>
@@ -9852,7 +9852,7 @@
               <w:spacing w:after="10" w:before="0"/>
               <w:ind w:left="120"/>
             </w:pPr>
-            <w:hyperlink w:history="1" r:id="rIdmggtmyghcsyo1juvq028d">
+            <w:hyperlink w:history="1" r:id="rIdtrvyxhqvnpczem32cxv6f">
               <w:r>
                 <w:rPr>
                   <w:rFonts w:ascii="Arial" w:cs="Arial" w:eastAsia="Arial" w:hAnsi="Arial"/>
@@ -9897,7 +9897,7 @@
             <w:pPr>
               <w:spacing w:after="20" w:before="0"/>
             </w:pPr>
-            <w:hyperlink w:history="1" r:id="rIdorajhdudx73antg6pc0hs">
+            <w:hyperlink w:history="1" r:id="rIdow4adtvx9yvbksf_d3kuj">
               <w:r>
                 <w:rPr>
                   <w:rFonts w:ascii="Arial" w:cs="Arial" w:eastAsia="Arial" w:hAnsi="Arial"/>
@@ -9930,7 +9930,7 @@
               <w:spacing w:after="10" w:before="0"/>
               <w:ind w:left="120"/>
             </w:pPr>
-            <w:hyperlink w:history="1" r:id="rIdmoat41qknplrvy8cp-els">
+            <w:hyperlink w:history="1" r:id="rId89qwt404k1_t5nttq1wov">
               <w:r>
                 <w:rPr>
                   <w:rFonts w:ascii="Arial" w:cs="Arial" w:eastAsia="Arial" w:hAnsi="Arial"/>
@@ -10210,7 +10210,7 @@
             <w:pPr>
               <w:spacing w:after="20" w:before="0"/>
             </w:pPr>
-            <w:hyperlink w:history="1" r:id="rIdnph8ydhyxuwmv8opqrt7g">
+            <w:hyperlink w:history="1" r:id="rIdcqz8uvttiajnkjhcfh5eb">
               <w:r>
                 <w:rPr>
                   <w:rFonts w:ascii="Arial" w:cs="Arial" w:eastAsia="Arial" w:hAnsi="Arial"/>
@@ -10243,7 +10243,7 @@
               <w:spacing w:after="10" w:before="0"/>
               <w:ind w:left="120"/>
             </w:pPr>
-            <w:hyperlink w:history="1" r:id="rIdwth-s7iwk0mpn3spohtzi">
+            <w:hyperlink w:history="1" r:id="rIdaylihg1pr-7avwkl3p8vf">
               <w:r>
                 <w:rPr>
                   <w:rFonts w:ascii="Arial" w:cs="Arial" w:eastAsia="Arial" w:hAnsi="Arial"/>
@@ -10288,7 +10288,7 @@
             <w:pPr>
               <w:spacing w:after="20" w:before="0"/>
             </w:pPr>
-            <w:hyperlink w:history="1" r:id="rIdfbhtq27s0cs3v7lftxd02">
+            <w:hyperlink w:history="1" r:id="rId01mjjzfnu3bh95f-3ib73">
               <w:r>
                 <w:rPr>
                   <w:rFonts w:ascii="Arial" w:cs="Arial" w:eastAsia="Arial" w:hAnsi="Arial"/>
@@ -10321,7 +10321,7 @@
               <w:spacing w:after="10" w:before="0"/>
               <w:ind w:left="120"/>
             </w:pPr>
-            <w:hyperlink w:history="1" r:id="rIdwwq-nfwl4vpw52rnq_ns3">
+            <w:hyperlink w:history="1" r:id="rIdlrj3itpsp6w6yqhilknfe">
               <w:r>
                 <w:rPr>
                   <w:rFonts w:ascii="Arial" w:cs="Arial" w:eastAsia="Arial" w:hAnsi="Arial"/>
@@ -10601,7 +10601,7 @@
             <w:pPr>
               <w:spacing w:after="20" w:before="0"/>
             </w:pPr>
-            <w:hyperlink w:history="1" r:id="rIdyj0x9myp6qmfhvdo5gmtf">
+            <w:hyperlink w:history="1" r:id="rIdiytyt1qzbh_7y_y_e0o3x">
               <w:r>
                 <w:rPr>
                   <w:rFonts w:ascii="Arial" w:cs="Arial" w:eastAsia="Arial" w:hAnsi="Arial"/>
@@ -10634,7 +10634,7 @@
               <w:spacing w:after="10" w:before="0"/>
               <w:ind w:left="120"/>
             </w:pPr>
-            <w:hyperlink w:history="1" r:id="rId5oab3dido4_dhclwalvpm">
+            <w:hyperlink w:history="1" r:id="rIdodslne0r6hk95x7c8qsa1">
               <w:r>
                 <w:rPr>
                   <w:rFonts w:ascii="Arial" w:cs="Arial" w:eastAsia="Arial" w:hAnsi="Arial"/>
@@ -10679,7 +10679,7 @@
             <w:pPr>
               <w:spacing w:after="20" w:before="0"/>
             </w:pPr>
-            <w:hyperlink w:history="1" r:id="rIdrgnfzsyfj3g699bix5jpg">
+            <w:hyperlink w:history="1" r:id="rIdswotkeozsemilivpphab5">
               <w:r>
                 <w:rPr>
                   <w:rFonts w:ascii="Arial" w:cs="Arial" w:eastAsia="Arial" w:hAnsi="Arial"/>
@@ -10728,7 +10728,7 @@
               <w:spacing w:after="10" w:before="0"/>
               <w:ind w:left="120"/>
             </w:pPr>
-            <w:hyperlink w:history="1" r:id="rIdbq99bnrt11gkhpleeo2nh">
+            <w:hyperlink w:history="1" r:id="rIdqngxjyc2uywhuxyqkmcjn">
               <w:r>
                 <w:rPr>
                   <w:rFonts w:ascii="Arial" w:cs="Arial" w:eastAsia="Arial" w:hAnsi="Arial"/>
@@ -11008,7 +11008,7 @@
             <w:pPr>
               <w:spacing w:after="20" w:before="0"/>
             </w:pPr>
-            <w:hyperlink w:history="1" r:id="rIdrrazo2pi2t5ckmislrt3m">
+            <w:hyperlink w:history="1" r:id="rIdvnys--dlpmbzyz4kbccx_">
               <w:r>
                 <w:rPr>
                   <w:rFonts w:ascii="Arial" w:cs="Arial" w:eastAsia="Arial" w:hAnsi="Arial"/>
@@ -11041,7 +11041,7 @@
               <w:spacing w:after="10" w:before="0"/>
               <w:ind w:left="120"/>
             </w:pPr>
-            <w:hyperlink w:history="1" r:id="rIdfnku0ofryq3h6i84azpkb">
+            <w:hyperlink w:history="1" r:id="rIdd2z7geb-ksvxo2g6bbefw">
               <w:r>
                 <w:rPr>
                   <w:rFonts w:ascii="Arial" w:cs="Arial" w:eastAsia="Arial" w:hAnsi="Arial"/>
@@ -11086,7 +11086,7 @@
             <w:pPr>
               <w:spacing w:after="20" w:before="0"/>
             </w:pPr>
-            <w:hyperlink w:history="1" r:id="rIdrkdb6pbt85lybqkq6nij6">
+            <w:hyperlink w:history="1" r:id="rId6iemdmauvujgw3lptr902">
               <w:r>
                 <w:rPr>
                   <w:rFonts w:ascii="Arial" w:cs="Arial" w:eastAsia="Arial" w:hAnsi="Arial"/>
@@ -11135,7 +11135,7 @@
               <w:spacing w:after="10" w:before="0"/>
               <w:ind w:left="120"/>
             </w:pPr>
-            <w:hyperlink w:history="1" r:id="rIdqset6xi8doqs3ocpbisck">
+            <w:hyperlink w:history="1" r:id="rIdla_2c5z6d_pvegs5d1fwm">
               <w:r>
                 <w:rPr>
                   <w:rFonts w:ascii="Arial" w:cs="Arial" w:eastAsia="Arial" w:hAnsi="Arial"/>
@@ -11415,7 +11415,7 @@
             <w:pPr>
               <w:spacing w:after="20" w:before="0"/>
             </w:pPr>
-            <w:hyperlink w:history="1" r:id="rIdiovjnfa1l5pdrix2hetau">
+            <w:hyperlink w:history="1" r:id="rIdgkk0ds_rxeyvhckxdko2-">
               <w:r>
                 <w:rPr>
                   <w:rFonts w:ascii="Arial" w:cs="Arial" w:eastAsia="Arial" w:hAnsi="Arial"/>
@@ -11464,7 +11464,7 @@
               <w:spacing w:after="10" w:before="0"/>
               <w:ind w:left="120"/>
             </w:pPr>
-            <w:hyperlink w:history="1" r:id="rIdtk54a-iaytnxd3j2q7vma">
+            <w:hyperlink w:history="1" r:id="rIdasgmr6-ttswwdl_knl3hs">
               <w:r>
                 <w:rPr>
                   <w:rFonts w:ascii="Arial" w:cs="Arial" w:eastAsia="Arial" w:hAnsi="Arial"/>
@@ -11509,7 +11509,7 @@
             <w:pPr>
               <w:spacing w:after="20" w:before="0"/>
             </w:pPr>
-            <w:hyperlink w:history="1" r:id="rId5d2ykxuf0gveb6z135egt">
+            <w:hyperlink w:history="1" r:id="rIda0km-jsvvn3skt6ixbfow">
               <w:r>
                 <w:rPr>
                   <w:rFonts w:ascii="Arial" w:cs="Arial" w:eastAsia="Arial" w:hAnsi="Arial"/>
@@ -11542,7 +11542,7 @@
               <w:spacing w:after="10" w:before="0"/>
               <w:ind w:left="120"/>
             </w:pPr>
-            <w:hyperlink w:history="1" r:id="rIds4nqcduoevwrmpxsalilc">
+            <w:hyperlink w:history="1" r:id="rId3rvwqu5pigisebp9eywpa">
               <w:r>
                 <w:rPr>
                   <w:rFonts w:ascii="Arial" w:cs="Arial" w:eastAsia="Arial" w:hAnsi="Arial"/>
@@ -12147,7 +12147,7 @@
         </w:rPr>
         <w:t xml:space="preserve">© 2026 SeaVuria and ARES. Aligned with KICD objectives. Developed by SeaVuria; technical implementation by ARES (with AI assistance from Claude). Licensed under </w:t>
       </w:r>
-      <w:hyperlink w:history="1" r:id="rIdlbkorrzzqndqw-temo1vg">
+      <w:hyperlink w:history="1" r:id="rIdtipxs0mpq0foiaevr8bjc">
         <w:r>
           <w:rPr>
             <w:rFonts w:ascii="Arial" w:cs="Arial" w:eastAsia="Arial" w:hAnsi="Arial"/>
@@ -12168,7 +12168,7 @@
         </w:rPr>
         <w:t xml:space="preserve"> (</w:t>
       </w:r>
-      <w:hyperlink w:history="1" r:id="rId1_pcftridfcdp9ogqrea5">
+      <w:hyperlink w:history="1" r:id="rIdrhvysdq0hs2juwde9jase">
         <w:r>
           <w:rPr>
             <w:rFonts w:ascii="Arial" w:cs="Arial" w:eastAsia="Arial" w:hAnsi="Arial"/>
@@ -13208,7 +13208,7 @@
             <w:pPr>
               <w:spacing w:after="20" w:before="0"/>
             </w:pPr>
-            <w:hyperlink w:history="1" r:id="rIdmatx_2z70ex_m496seuzc">
+            <w:hyperlink w:history="1" r:id="rId5g_gafpd3bvtoe58xh43y">
               <w:r>
                 <w:rPr>
                   <w:rFonts w:ascii="Arial" w:cs="Arial" w:eastAsia="Arial" w:hAnsi="Arial"/>
@@ -13241,7 +13241,7 @@
               <w:spacing w:after="10" w:before="0"/>
               <w:ind w:left="120"/>
             </w:pPr>
-            <w:hyperlink w:history="1" r:id="rId7dh1_f4hg0izmaweli5fh">
+            <w:hyperlink w:history="1" r:id="rIdzcjw0ah-gsated6r5wtyf">
               <w:r>
                 <w:rPr>
                   <w:rFonts w:ascii="Arial" w:cs="Arial" w:eastAsia="Arial" w:hAnsi="Arial"/>
@@ -13286,7 +13286,7 @@
             <w:pPr>
               <w:spacing w:after="20" w:before="0"/>
             </w:pPr>
-            <w:hyperlink w:history="1" r:id="rIdmgg2_9fnodo8ylohczmd1">
+            <w:hyperlink w:history="1" r:id="rIdjjw407z-brxckmf84ko_f">
               <w:r>
                 <w:rPr>
                   <w:rFonts w:ascii="Arial" w:cs="Arial" w:eastAsia="Arial" w:hAnsi="Arial"/>
@@ -13319,7 +13319,7 @@
               <w:spacing w:after="10" w:before="0"/>
               <w:ind w:left="120"/>
             </w:pPr>
-            <w:hyperlink w:history="1" r:id="rIdqswcne8udynmidlggj7jp">
+            <w:hyperlink w:history="1" r:id="rIdgenl6awoyd2ljy5ljoju7">
               <w:r>
                 <w:rPr>
                   <w:rFonts w:ascii="Arial" w:cs="Arial" w:eastAsia="Arial" w:hAnsi="Arial"/>
@@ -13519,7 +13519,7 @@
             <w:pPr>
               <w:spacing w:after="20" w:before="0"/>
             </w:pPr>
-            <w:hyperlink w:history="1" r:id="rIdle_ic0b4mvuvfyss8yhqi">
+            <w:hyperlink w:history="1" r:id="rIde6ujvyheosg-weuh8upv2">
               <w:r>
                 <w:rPr>
                   <w:rFonts w:ascii="Arial" w:cs="Arial" w:eastAsia="Arial" w:hAnsi="Arial"/>
@@ -13552,7 +13552,7 @@
               <w:spacing w:after="10" w:before="0"/>
               <w:ind w:left="120"/>
             </w:pPr>
-            <w:hyperlink w:history="1" r:id="rIdmmygv_jomnezxv3h3iqxh">
+            <w:hyperlink w:history="1" r:id="rIdmeojs6smqelkz0piqov2o">
               <w:r>
                 <w:rPr>
                   <w:rFonts w:ascii="Arial" w:cs="Arial" w:eastAsia="Arial" w:hAnsi="Arial"/>
@@ -13597,7 +13597,7 @@
             <w:pPr>
               <w:spacing w:after="20" w:before="0"/>
             </w:pPr>
-            <w:hyperlink w:history="1" r:id="rId5crohu5anbvgzw4t3_1zq">
+            <w:hyperlink w:history="1" r:id="rIdo67k5ssiawqyzl8jexpnc">
               <w:r>
                 <w:rPr>
                   <w:rFonts w:ascii="Arial" w:cs="Arial" w:eastAsia="Arial" w:hAnsi="Arial"/>
@@ -13630,7 +13630,7 @@
               <w:spacing w:after="10" w:before="0"/>
               <w:ind w:left="120"/>
             </w:pPr>
-            <w:hyperlink w:history="1" r:id="rIduovr5nwlaijxii7f5lrkw">
+            <w:hyperlink w:history="1" r:id="rIdkby3syu3dejgsz2ig_n9r">
               <w:r>
                 <w:rPr>
                   <w:rFonts w:ascii="Arial" w:cs="Arial" w:eastAsia="Arial" w:hAnsi="Arial"/>
@@ -13830,7 +13830,7 @@
             <w:pPr>
               <w:spacing w:after="20" w:before="0"/>
             </w:pPr>
-            <w:hyperlink w:history="1" r:id="rIdgj02ux_4xuwf5-xw3duop">
+            <w:hyperlink w:history="1" r:id="rIdkbuttiqs-ecsdsqylnasm">
               <w:r>
                 <w:rPr>
                   <w:rFonts w:ascii="Arial" w:cs="Arial" w:eastAsia="Arial" w:hAnsi="Arial"/>
@@ -13879,7 +13879,7 @@
               <w:spacing w:after="10" w:before="0"/>
               <w:ind w:left="120"/>
             </w:pPr>
-            <w:hyperlink w:history="1" r:id="rIdx83rtzl-hpqd5g-xioj-r">
+            <w:hyperlink w:history="1" r:id="rIdzraj6obd9l9ywbtzfz4bc">
               <w:r>
                 <w:rPr>
                   <w:rFonts w:ascii="Arial" w:cs="Arial" w:eastAsia="Arial" w:hAnsi="Arial"/>
@@ -13924,7 +13924,7 @@
             <w:pPr>
               <w:spacing w:after="20" w:before="0"/>
             </w:pPr>
-            <w:hyperlink w:history="1" r:id="rIdwm2am2l4bp4xt-pqnbtka">
+            <w:hyperlink w:history="1" r:id="rIdwl_csj7okz-ekzsceyvso">
               <w:r>
                 <w:rPr>
                   <w:rFonts w:ascii="Arial" w:cs="Arial" w:eastAsia="Arial" w:hAnsi="Arial"/>
@@ -13957,7 +13957,7 @@
               <w:spacing w:after="10" w:before="0"/>
               <w:ind w:left="120"/>
             </w:pPr>
-            <w:hyperlink w:history="1" r:id="rIdsebmhdscvwzgoxz7vyjzy">
+            <w:hyperlink w:history="1" r:id="rIdxqdqoomvtxdi8flzbdifp">
               <w:r>
                 <w:rPr>
                   <w:rFonts w:ascii="Arial" w:cs="Arial" w:eastAsia="Arial" w:hAnsi="Arial"/>
@@ -14157,7 +14157,7 @@
             <w:pPr>
               <w:spacing w:after="20" w:before="0"/>
             </w:pPr>
-            <w:hyperlink w:history="1" r:id="rIdqakqn_jeliqx31enxy4ok">
+            <w:hyperlink w:history="1" r:id="rIdn6oocgzhdqg6k7v6b-32c">
               <w:r>
                 <w:rPr>
                   <w:rFonts w:ascii="Arial" w:cs="Arial" w:eastAsia="Arial" w:hAnsi="Arial"/>
@@ -14206,7 +14206,7 @@
               <w:spacing w:after="10" w:before="0"/>
               <w:ind w:left="120"/>
             </w:pPr>
-            <w:hyperlink w:history="1" r:id="rIdkxnu0stodbbeya6gfeq-m">
+            <w:hyperlink w:history="1" r:id="rIdbekzorxlmozkxjbab35qm">
               <w:r>
                 <w:rPr>
                   <w:rFonts w:ascii="Arial" w:cs="Arial" w:eastAsia="Arial" w:hAnsi="Arial"/>
@@ -14251,7 +14251,7 @@
             <w:pPr>
               <w:spacing w:after="20" w:before="0"/>
             </w:pPr>
-            <w:hyperlink w:history="1" r:id="rIdrsejsfw0-lljoldefmyjz">
+            <w:hyperlink w:history="1" r:id="rIdp5bmybz1syu7tlivkdtde">
               <w:r>
                 <w:rPr>
                   <w:rFonts w:ascii="Arial" w:cs="Arial" w:eastAsia="Arial" w:hAnsi="Arial"/>
@@ -14284,7 +14284,7 @@
               <w:spacing w:after="10" w:before="0"/>
               <w:ind w:left="120"/>
             </w:pPr>
-            <w:hyperlink w:history="1" r:id="rIdwc42dwe6xb7mxzer2gl9q">
+            <w:hyperlink w:history="1" r:id="rIdyrsgk82wi5ycuupbve4ef">
               <w:r>
                 <w:rPr>
                   <w:rFonts w:ascii="Arial" w:cs="Arial" w:eastAsia="Arial" w:hAnsi="Arial"/>
@@ -14484,7 +14484,7 @@
             <w:pPr>
               <w:spacing w:after="20" w:before="0"/>
             </w:pPr>
-            <w:hyperlink w:history="1" r:id="rIdrlh3hwzzy-zbx4fsrdc8a">
+            <w:hyperlink w:history="1" r:id="rIdcn17w7g1upx6c_lnxs-y0">
               <w:r>
                 <w:rPr>
                   <w:rFonts w:ascii="Arial" w:cs="Arial" w:eastAsia="Arial" w:hAnsi="Arial"/>
@@ -14533,7 +14533,7 @@
               <w:spacing w:after="10" w:before="0"/>
               <w:ind w:left="120"/>
             </w:pPr>
-            <w:hyperlink w:history="1" r:id="rIdv1btmsuaaupmh-aazzx6y">
+            <w:hyperlink w:history="1" r:id="rIdjdzxu9v3059qz4du-tkxc">
               <w:r>
                 <w:rPr>
                   <w:rFonts w:ascii="Arial" w:cs="Arial" w:eastAsia="Arial" w:hAnsi="Arial"/>
@@ -14578,7 +14578,7 @@
             <w:pPr>
               <w:spacing w:after="20" w:before="0"/>
             </w:pPr>
-            <w:hyperlink w:history="1" r:id="rIdtjt0wmwha7yrmawb1cbcl">
+            <w:hyperlink w:history="1" r:id="rIdnu4fe8nvp3ajqt8qy2dph">
               <w:r>
                 <w:rPr>
                   <w:rFonts w:ascii="Arial" w:cs="Arial" w:eastAsia="Arial" w:hAnsi="Arial"/>
@@ -14611,7 +14611,7 @@
               <w:spacing w:after="10" w:before="0"/>
               <w:ind w:left="120"/>
             </w:pPr>
-            <w:hyperlink w:history="1" r:id="rIdinu6wjh36rygj4yzcdc2p">
+            <w:hyperlink w:history="1" r:id="rIdbxxhsjclhu1rna4see_xr">
               <w:r>
                 <w:rPr>
                   <w:rFonts w:ascii="Arial" w:cs="Arial" w:eastAsia="Arial" w:hAnsi="Arial"/>
@@ -15136,7 +15136,7 @@
         </w:rPr>
         <w:t xml:space="preserve">© 2026 SeaVuria and ARES. Aligned with KICD objectives. Developed by SeaVuria; technical implementation by ARES (with AI assistance from Claude). Licensed under </w:t>
       </w:r>
-      <w:hyperlink w:history="1" r:id="rIdkhdx1maypsh3nlb6aljon">
+      <w:hyperlink w:history="1" r:id="rIdrxzhjnfdwfdre4nuz0hzy">
         <w:r>
           <w:rPr>
             <w:rFonts w:ascii="Arial" w:cs="Arial" w:eastAsia="Arial" w:hAnsi="Arial"/>
@@ -15157,7 +15157,7 @@
         </w:rPr>
         <w:t xml:space="preserve"> (</w:t>
       </w:r>
-      <w:hyperlink w:history="1" r:id="rId2shpnw43kqjdvsf6mgxqw">
+      <w:hyperlink w:history="1" r:id="rIdv2efpk7dailohcbl43utu">
         <w:r>
           <w:rPr>
             <w:rFonts w:ascii="Arial" w:cs="Arial" w:eastAsia="Arial" w:hAnsi="Arial"/>
@@ -16197,7 +16197,7 @@
             <w:pPr>
               <w:spacing w:after="20" w:before="0"/>
             </w:pPr>
-            <w:hyperlink w:history="1" r:id="rIdtxmj1-erute0m_xzbc0tc">
+            <w:hyperlink w:history="1" r:id="rIdosnivr9qtfvp-kqrqi2-c">
               <w:r>
                 <w:rPr>
                   <w:rFonts w:ascii="Arial" w:cs="Arial" w:eastAsia="Arial" w:hAnsi="Arial"/>
@@ -16230,7 +16230,7 @@
               <w:spacing w:after="10" w:before="0"/>
               <w:ind w:left="120"/>
             </w:pPr>
-            <w:hyperlink w:history="1" r:id="rId2mufdqsuboxurmngfah9l">
+            <w:hyperlink w:history="1" r:id="rIdpmlxsf3dfkfsg9tiqxzmz">
               <w:r>
                 <w:rPr>
                   <w:rFonts w:ascii="Arial" w:cs="Arial" w:eastAsia="Arial" w:hAnsi="Arial"/>
@@ -16275,7 +16275,7 @@
             <w:pPr>
               <w:spacing w:after="20" w:before="0"/>
             </w:pPr>
-            <w:hyperlink w:history="1" r:id="rIdva6uvzctrwjcrbrd7uofa">
+            <w:hyperlink w:history="1" r:id="rId6gzhewk_abnh7t-715jlg">
               <w:r>
                 <w:rPr>
                   <w:rFonts w:ascii="Arial" w:cs="Arial" w:eastAsia="Arial" w:hAnsi="Arial"/>
@@ -16308,7 +16308,7 @@
               <w:spacing w:after="10" w:before="0"/>
               <w:ind w:left="120"/>
             </w:pPr>
-            <w:hyperlink w:history="1" r:id="rIddquen7j05xvqj92e4ydqq">
+            <w:hyperlink w:history="1" r:id="rIdkmofhizg3hgm5pqytioyx">
               <w:r>
                 <w:rPr>
                   <w:rFonts w:ascii="Arial" w:cs="Arial" w:eastAsia="Arial" w:hAnsi="Arial"/>
@@ -16508,7 +16508,7 @@
             <w:pPr>
               <w:spacing w:after="20" w:before="0"/>
             </w:pPr>
-            <w:hyperlink w:history="1" r:id="rId3nnuwulyzchiodmjdqjsg">
+            <w:hyperlink w:history="1" r:id="rIdaz-6vbiak4_8m42lric7l">
               <w:r>
                 <w:rPr>
                   <w:rFonts w:ascii="Arial" w:cs="Arial" w:eastAsia="Arial" w:hAnsi="Arial"/>
@@ -16541,7 +16541,7 @@
               <w:spacing w:after="10" w:before="0"/>
               <w:ind w:left="120"/>
             </w:pPr>
-            <w:hyperlink w:history="1" r:id="rIdtmkjprhjaz96_of85iqer">
+            <w:hyperlink w:history="1" r:id="rIdsp0zvau3mzpwsjpww2o7b">
               <w:r>
                 <w:rPr>
                   <w:rFonts w:ascii="Arial" w:cs="Arial" w:eastAsia="Arial" w:hAnsi="Arial"/>
@@ -16586,7 +16586,7 @@
             <w:pPr>
               <w:spacing w:after="20" w:before="0"/>
             </w:pPr>
-            <w:hyperlink w:history="1" r:id="rIdevgsm3urak8mzns99gyo1">
+            <w:hyperlink w:history="1" r:id="rIdv1sugqvlcoirrbn3jtflc">
               <w:r>
                 <w:rPr>
                   <w:rFonts w:ascii="Arial" w:cs="Arial" w:eastAsia="Arial" w:hAnsi="Arial"/>
@@ -16619,7 +16619,7 @@
               <w:spacing w:after="10" w:before="0"/>
               <w:ind w:left="120"/>
             </w:pPr>
-            <w:hyperlink w:history="1" r:id="rIdgh-fhb2psf4etju-gon3a">
+            <w:hyperlink w:history="1" r:id="rIdx6ssiwcu8h96rcwlcdh2l">
               <w:r>
                 <w:rPr>
                   <w:rFonts w:ascii="Arial" w:cs="Arial" w:eastAsia="Arial" w:hAnsi="Arial"/>
@@ -16819,7 +16819,7 @@
             <w:pPr>
               <w:spacing w:after="20" w:before="0"/>
             </w:pPr>
-            <w:hyperlink w:history="1" r:id="rIdmnf9k89e8cxqpt60ddpua">
+            <w:hyperlink w:history="1" r:id="rIdbdgisae3myaskwitd5d70">
               <w:r>
                 <w:rPr>
                   <w:rFonts w:ascii="Arial" w:cs="Arial" w:eastAsia="Arial" w:hAnsi="Arial"/>
@@ -16868,7 +16868,7 @@
               <w:spacing w:after="10" w:before="0"/>
               <w:ind w:left="120"/>
             </w:pPr>
-            <w:hyperlink w:history="1" r:id="rId9irtgmzqheigwsz66tebd">
+            <w:hyperlink w:history="1" r:id="rIdbhrpral7gujvz09ckphgv">
               <w:r>
                 <w:rPr>
                   <w:rFonts w:ascii="Arial" w:cs="Arial" w:eastAsia="Arial" w:hAnsi="Arial"/>
@@ -16913,7 +16913,7 @@
             <w:pPr>
               <w:spacing w:after="20" w:before="0"/>
             </w:pPr>
-            <w:hyperlink w:history="1" r:id="rId1u5htrlt6h_lxiqyyrv0r">
+            <w:hyperlink w:history="1" r:id="rIdblbuxg4nwtsec-pe_f75_">
               <w:r>
                 <w:rPr>
                   <w:rFonts w:ascii="Arial" w:cs="Arial" w:eastAsia="Arial" w:hAnsi="Arial"/>
@@ -16962,7 +16962,7 @@
               <w:spacing w:after="10" w:before="0"/>
               <w:ind w:left="120"/>
             </w:pPr>
-            <w:hyperlink w:history="1" r:id="rId0jco--izstlk6vlcwl1ng">
+            <w:hyperlink w:history="1" r:id="rIdgd5zfz_vnekmzsnvhnjvs">
               <w:r>
                 <w:rPr>
                   <w:rFonts w:ascii="Arial" w:cs="Arial" w:eastAsia="Arial" w:hAnsi="Arial"/>
@@ -17162,7 +17162,7 @@
             <w:pPr>
               <w:spacing w:after="20" w:before="0"/>
             </w:pPr>
-            <w:hyperlink w:history="1" r:id="rIdwnvs6snvtblp07c9z_ism">
+            <w:hyperlink w:history="1" r:id="rIdtsnqhdz5miobjt4qfpk1m">
               <w:r>
                 <w:rPr>
                   <w:rFonts w:ascii="Arial" w:cs="Arial" w:eastAsia="Arial" w:hAnsi="Arial"/>
@@ -17211,7 +17211,7 @@
               <w:spacing w:after="10" w:before="0"/>
               <w:ind w:left="120"/>
             </w:pPr>
-            <w:hyperlink w:history="1" r:id="rIdk2kv_73rdwjpijewc5wxd">
+            <w:hyperlink w:history="1" r:id="rId1ls3rg7zbrovfhduirf7v">
               <w:r>
                 <w:rPr>
                   <w:rFonts w:ascii="Arial" w:cs="Arial" w:eastAsia="Arial" w:hAnsi="Arial"/>
@@ -17256,7 +17256,7 @@
             <w:pPr>
               <w:spacing w:after="20" w:before="0"/>
             </w:pPr>
-            <w:hyperlink w:history="1" r:id="rIdomppinj8gdjg3lragydwj">
+            <w:hyperlink w:history="1" r:id="rIdlbns09zg6b1pzjca1qdtd">
               <w:r>
                 <w:rPr>
                   <w:rFonts w:ascii="Arial" w:cs="Arial" w:eastAsia="Arial" w:hAnsi="Arial"/>
@@ -17305,7 +17305,7 @@
               <w:spacing w:after="10" w:before="0"/>
               <w:ind w:left="120"/>
             </w:pPr>
-            <w:hyperlink w:history="1" r:id="rIdzufcbnxfxzp8tfktnlr8j">
+            <w:hyperlink w:history="1" r:id="rId7ulrhsymakq6qm0tkxyjp">
               <w:r>
                 <w:rPr>
                   <w:rFonts w:ascii="Arial" w:cs="Arial" w:eastAsia="Arial" w:hAnsi="Arial"/>
@@ -17505,7 +17505,7 @@
             <w:pPr>
               <w:spacing w:after="20" w:before="0"/>
             </w:pPr>
-            <w:hyperlink w:history="1" r:id="rIddm2er9kq0bsgxpd5q7721">
+            <w:hyperlink w:history="1" r:id="rIds2cr29avojsdcfbxtlf3s">
               <w:r>
                 <w:rPr>
                   <w:rFonts w:ascii="Arial" w:cs="Arial" w:eastAsia="Arial" w:hAnsi="Arial"/>
@@ -17554,7 +17554,7 @@
               <w:spacing w:after="10" w:before="0"/>
               <w:ind w:left="120"/>
             </w:pPr>
-            <w:hyperlink w:history="1" r:id="rIdcmj63xvkcikni9omnf38e">
+            <w:hyperlink w:history="1" r:id="rIdhscz15wwgiudde9sb4-td">
               <w:r>
                 <w:rPr>
                   <w:rFonts w:ascii="Arial" w:cs="Arial" w:eastAsia="Arial" w:hAnsi="Arial"/>
@@ -17599,7 +17599,7 @@
             <w:pPr>
               <w:spacing w:after="20" w:before="0"/>
             </w:pPr>
-            <w:hyperlink w:history="1" r:id="rIdnxvnozvwprwh-qzmjagei">
+            <w:hyperlink w:history="1" r:id="rIdwul0kcpivbk3bltwlsdee">
               <w:r>
                 <w:rPr>
                   <w:rFonts w:ascii="Arial" w:cs="Arial" w:eastAsia="Arial" w:hAnsi="Arial"/>
@@ -17648,7 +17648,7 @@
               <w:spacing w:after="10" w:before="0"/>
               <w:ind w:left="120"/>
             </w:pPr>
-            <w:hyperlink w:history="1" r:id="rIdyw8nsgvzcdzqc2b3b_t0o">
+            <w:hyperlink w:history="1" r:id="rIdx1ii35yilqo7gyalsqykz">
               <w:r>
                 <w:rPr>
                   <w:rFonts w:ascii="Arial" w:cs="Arial" w:eastAsia="Arial" w:hAnsi="Arial"/>
@@ -18173,7 +18173,7 @@
         </w:rPr>
         <w:t xml:space="preserve">© 2026 SeaVuria and ARES. Aligned with KICD objectives. Developed by SeaVuria; technical implementation by ARES (with AI assistance from Claude). Licensed under </w:t>
       </w:r>
-      <w:hyperlink w:history="1" r:id="rIdjzro6ljj9372kvgthnerm">
+      <w:hyperlink w:history="1" r:id="rId0n8n9um8cx0dbjlwmq7n9">
         <w:r>
           <w:rPr>
             <w:rFonts w:ascii="Arial" w:cs="Arial" w:eastAsia="Arial" w:hAnsi="Arial"/>
@@ -18194,7 +18194,7 @@
         </w:rPr>
         <w:t xml:space="preserve"> (</w:t>
       </w:r>
-      <w:hyperlink w:history="1" r:id="rIdh6mqh6amspcnbnnz8vo3t">
+      <w:hyperlink w:history="1" r:id="rIdv-sjuwtxijewv25o7nvzt">
         <w:r>
           <w:rPr>
             <w:rFonts w:ascii="Arial" w:cs="Arial" w:eastAsia="Arial" w:hAnsi="Arial"/>
@@ -19234,7 +19234,7 @@
             <w:pPr>
               <w:spacing w:after="20" w:before="0"/>
             </w:pPr>
-            <w:hyperlink w:history="1" r:id="rIds69_hcajmzm7stszx-0ir">
+            <w:hyperlink w:history="1" r:id="rIdoscqa4dwf2fufgcck9nvg">
               <w:r>
                 <w:rPr>
                   <w:rFonts w:ascii="Arial" w:cs="Arial" w:eastAsia="Arial" w:hAnsi="Arial"/>
@@ -19267,7 +19267,7 @@
               <w:spacing w:after="10" w:before="0"/>
               <w:ind w:left="120"/>
             </w:pPr>
-            <w:hyperlink w:history="1" r:id="rId5lhhtlioj6ifkidq2nhya">
+            <w:hyperlink w:history="1" r:id="rIdw1kwuzl7j3vfwfk--muou">
               <w:r>
                 <w:rPr>
                   <w:rFonts w:ascii="Arial" w:cs="Arial" w:eastAsia="Arial" w:hAnsi="Arial"/>
@@ -19329,7 +19329,7 @@
               <w:spacing w:after="10" w:before="0"/>
               <w:ind w:left="120"/>
             </w:pPr>
-            <w:hyperlink w:history="1" r:id="rIdb85cmouu_js6vqwztrx_j">
+            <w:hyperlink w:history="1" r:id="rIdo81sdigkoohve93g6sadp">
               <w:r>
                 <w:rPr>
                   <w:rFonts w:ascii="Arial" w:cs="Arial" w:eastAsia="Arial" w:hAnsi="Arial"/>
@@ -19544,7 +19544,7 @@
             <w:pPr>
               <w:spacing w:after="20" w:before="0"/>
             </w:pPr>
-            <w:hyperlink w:history="1" r:id="rIdcviwykkemcum23ruoo2ya">
+            <w:hyperlink w:history="1" r:id="rIdojutqwu_sfafywazhf_jp">
               <w:r>
                 <w:rPr>
                   <w:rFonts w:ascii="Arial" w:cs="Arial" w:eastAsia="Arial" w:hAnsi="Arial"/>
@@ -19577,7 +19577,7 @@
               <w:spacing w:after="10" w:before="0"/>
               <w:ind w:left="120"/>
             </w:pPr>
-            <w:hyperlink w:history="1" r:id="rIdcgdcrjt8oeawcqob7ri7z">
+            <w:hyperlink w:history="1" r:id="rId4a4rl0nlvhwulbye0k-o6">
               <w:r>
                 <w:rPr>
                   <w:rFonts w:ascii="Arial" w:cs="Arial" w:eastAsia="Arial" w:hAnsi="Arial"/>
@@ -19639,7 +19639,7 @@
               <w:spacing w:after="10" w:before="0"/>
               <w:ind w:left="120"/>
             </w:pPr>
-            <w:hyperlink w:history="1" r:id="rIdjve1ppkoebju0xygsdnk5">
+            <w:hyperlink w:history="1" r:id="rIdjgmwtlycx_9qccpc03z5n">
               <w:r>
                 <w:rPr>
                   <w:rFonts w:ascii="Arial" w:cs="Arial" w:eastAsia="Arial" w:hAnsi="Arial"/>
@@ -19854,7 +19854,7 @@
             <w:pPr>
               <w:spacing w:after="20" w:before="0"/>
             </w:pPr>
-            <w:hyperlink w:history="1" r:id="rIdn2znmqplwuojgqytibqmd">
+            <w:hyperlink w:history="1" r:id="rIdzdxhy3zyszbizmyii8527">
               <w:r>
                 <w:rPr>
                   <w:rFonts w:ascii="Arial" w:cs="Arial" w:eastAsia="Arial" w:hAnsi="Arial"/>
@@ -19887,7 +19887,7 @@
               <w:spacing w:after="10" w:before="0"/>
               <w:ind w:left="120"/>
             </w:pPr>
-            <w:hyperlink w:history="1" r:id="rIdbkyrlrrt39jtmx7p4hlzx">
+            <w:hyperlink w:history="1" r:id="rId_jnguflamxk7mwzc_n7qk">
               <w:r>
                 <w:rPr>
                   <w:rFonts w:ascii="Arial" w:cs="Arial" w:eastAsia="Arial" w:hAnsi="Arial"/>
@@ -19949,7 +19949,7 @@
               <w:spacing w:after="10" w:before="0"/>
               <w:ind w:left="120"/>
             </w:pPr>
-            <w:hyperlink w:history="1" r:id="rId9edgncupalj32kl3bonou">
+            <w:hyperlink w:history="1" r:id="rId6z92xfjqp58rvlkxwyr1d">
               <w:r>
                 <w:rPr>
                   <w:rFonts w:ascii="Arial" w:cs="Arial" w:eastAsia="Arial" w:hAnsi="Arial"/>
@@ -20164,7 +20164,7 @@
             <w:pPr>
               <w:spacing w:after="20" w:before="0"/>
             </w:pPr>
-            <w:hyperlink w:history="1" r:id="rIdddiudkp2kyywy_rgntdem">
+            <w:hyperlink w:history="1" r:id="rIdwkboryybygas4_vwcibna">
               <w:r>
                 <w:rPr>
                   <w:rFonts w:ascii="Arial" w:cs="Arial" w:eastAsia="Arial" w:hAnsi="Arial"/>
@@ -20197,7 +20197,7 @@
               <w:spacing w:after="10" w:before="0"/>
               <w:ind w:left="120"/>
             </w:pPr>
-            <w:hyperlink w:history="1" r:id="rIdzygdmqpmyw82rlqcl-wih">
+            <w:hyperlink w:history="1" r:id="rIdjkefmfzz-znwhvygsmnza">
               <w:r>
                 <w:rPr>
                   <w:rFonts w:ascii="Arial" w:cs="Arial" w:eastAsia="Arial" w:hAnsi="Arial"/>
@@ -20259,7 +20259,7 @@
               <w:spacing w:after="10" w:before="0"/>
               <w:ind w:left="120"/>
             </w:pPr>
-            <w:hyperlink w:history="1" r:id="rIdziqlmvdaruqjd6fdxjuzk">
+            <w:hyperlink w:history="1" r:id="rIdvckb8e42nfjwzntlzpin9">
               <w:r>
                 <w:rPr>
                   <w:rFonts w:ascii="Arial" w:cs="Arial" w:eastAsia="Arial" w:hAnsi="Arial"/>
@@ -20474,7 +20474,7 @@
             <w:pPr>
               <w:spacing w:after="20" w:before="0"/>
             </w:pPr>
-            <w:hyperlink w:history="1" r:id="rIde-1jmceimeas3umofhacf">
+            <w:hyperlink w:history="1" r:id="rIdrbdch-lt-pmwj4lts268s">
               <w:r>
                 <w:rPr>
                   <w:rFonts w:ascii="Arial" w:cs="Arial" w:eastAsia="Arial" w:hAnsi="Arial"/>
@@ -20523,7 +20523,7 @@
               <w:spacing w:after="10" w:before="0"/>
               <w:ind w:left="120"/>
             </w:pPr>
-            <w:hyperlink w:history="1" r:id="rIdd-gvapk8ubnc1djfgck6j">
+            <w:hyperlink w:history="1" r:id="rIdsb9rpqh_jqqjc9lbwccok">
               <w:r>
                 <w:rPr>
                   <w:rFonts w:ascii="Arial" w:cs="Arial" w:eastAsia="Arial" w:hAnsi="Arial"/>
@@ -20585,7 +20585,7 @@
               <w:spacing w:after="10" w:before="0"/>
               <w:ind w:left="120"/>
             </w:pPr>
-            <w:hyperlink w:history="1" r:id="rIdckryvwqtuzuidngz9ol6z">
+            <w:hyperlink w:history="1" r:id="rIdsob9zcl5q2aunaq_0die0">
               <w:r>
                 <w:rPr>
                   <w:rFonts w:ascii="Arial" w:cs="Arial" w:eastAsia="Arial" w:hAnsi="Arial"/>
@@ -21325,7 +21325,7 @@
         </w:rPr>
         <w:t xml:space="preserve">© 2026 SeaVuria and ARES. Aligned with KICD objectives. Developed by SeaVuria; technical implementation by ARES (with AI assistance from Claude). Licensed under </w:t>
       </w:r>
-      <w:hyperlink w:history="1" r:id="rIdq7afv725mkfyfss56vjs1">
+      <w:hyperlink w:history="1" r:id="rIdtifwmeqirxhbu-t-jekdk">
         <w:r>
           <w:rPr>
             <w:rFonts w:ascii="Arial" w:cs="Arial" w:eastAsia="Arial" w:hAnsi="Arial"/>
@@ -21346,7 +21346,7 @@
         </w:rPr>
         <w:t xml:space="preserve"> (</w:t>
       </w:r>
-      <w:hyperlink w:history="1" r:id="rId5bz1aomekyxu4h6kkwe2w">
+      <w:hyperlink w:history="1" r:id="rIdzv98blf71npgcd_u8xjkb">
         <w:r>
           <w:rPr>
             <w:rFonts w:ascii="Arial" w:cs="Arial" w:eastAsia="Arial" w:hAnsi="Arial"/>
@@ -22386,7 +22386,7 @@
             <w:pPr>
               <w:spacing w:after="20" w:before="0"/>
             </w:pPr>
-            <w:hyperlink w:history="1" r:id="rIdqzswxrjod_of6gcfe53pg">
+            <w:hyperlink w:history="1" r:id="rIdyiqnsgyimfem7yco4jzzn">
               <w:r>
                 <w:rPr>
                   <w:rFonts w:ascii="Arial" w:cs="Arial" w:eastAsia="Arial" w:hAnsi="Arial"/>
@@ -22419,7 +22419,7 @@
               <w:spacing w:after="10" w:before="0"/>
               <w:ind w:left="120"/>
             </w:pPr>
-            <w:hyperlink w:history="1" r:id="rIdclxsrzbfhecptxjw8u6cj">
+            <w:hyperlink w:history="1" r:id="rIdb4-hn1tpozjarspirple_">
               <w:r>
                 <w:rPr>
                   <w:rFonts w:ascii="Arial" w:cs="Arial" w:eastAsia="Arial" w:hAnsi="Arial"/>
@@ -22464,7 +22464,7 @@
             <w:pPr>
               <w:spacing w:after="20" w:before="0"/>
             </w:pPr>
-            <w:hyperlink w:history="1" r:id="rIdoebfk5xiab2okyyk6kn1v">
+            <w:hyperlink w:history="1" r:id="rIdp2oyjfxitis6c1zdh2lu4">
               <w:r>
                 <w:rPr>
                   <w:rFonts w:ascii="Arial" w:cs="Arial" w:eastAsia="Arial" w:hAnsi="Arial"/>
@@ -22497,7 +22497,7 @@
               <w:spacing w:after="10" w:before="0"/>
               <w:ind w:left="120"/>
             </w:pPr>
-            <w:hyperlink w:history="1" r:id="rIdewqgktowlqtd00ma6l-ys">
+            <w:hyperlink w:history="1" r:id="rIdegn7u-akcxtlarwsunr_o">
               <w:r>
                 <w:rPr>
                   <w:rFonts w:ascii="Arial" w:cs="Arial" w:eastAsia="Arial" w:hAnsi="Arial"/>
@@ -22697,7 +22697,7 @@
             <w:pPr>
               <w:spacing w:after="20" w:before="0"/>
             </w:pPr>
-            <w:hyperlink w:history="1" r:id="rIdcbmrykrk3eu2nmw8_o4yt">
+            <w:hyperlink w:history="1" r:id="rIdpuoianq7vjk8vj1gu5n18">
               <w:r>
                 <w:rPr>
                   <w:rFonts w:ascii="Arial" w:cs="Arial" w:eastAsia="Arial" w:hAnsi="Arial"/>
@@ -22730,7 +22730,7 @@
               <w:spacing w:after="10" w:before="0"/>
               <w:ind w:left="120"/>
             </w:pPr>
-            <w:hyperlink w:history="1" r:id="rIdb9yghne3uocczazs1wcmk">
+            <w:hyperlink w:history="1" r:id="rId7d6zqbcwynxb67a9bljxu">
               <w:r>
                 <w:rPr>
                   <w:rFonts w:ascii="Arial" w:cs="Arial" w:eastAsia="Arial" w:hAnsi="Arial"/>
@@ -22775,7 +22775,7 @@
             <w:pPr>
               <w:spacing w:after="20" w:before="0"/>
             </w:pPr>
-            <w:hyperlink w:history="1" r:id="rId-b6blum0khcgws-xvvafc">
+            <w:hyperlink w:history="1" r:id="rIdwi82tqotcxtjywxrr7el3">
               <w:r>
                 <w:rPr>
                   <w:rFonts w:ascii="Arial" w:cs="Arial" w:eastAsia="Arial" w:hAnsi="Arial"/>
@@ -22808,7 +22808,7 @@
               <w:spacing w:after="10" w:before="0"/>
               <w:ind w:left="120"/>
             </w:pPr>
-            <w:hyperlink w:history="1" r:id="rId7rgxkeachuup7r0mhyb5q">
+            <w:hyperlink w:history="1" r:id="rIdfcqkfdnn2f60ddnc80jxq">
               <w:r>
                 <w:rPr>
                   <w:rFonts w:ascii="Arial" w:cs="Arial" w:eastAsia="Arial" w:hAnsi="Arial"/>
@@ -23008,7 +23008,7 @@
             <w:pPr>
               <w:spacing w:after="20" w:before="0"/>
             </w:pPr>
-            <w:hyperlink w:history="1" r:id="rIdjuhdexdrdlnwfgein6-t4">
+            <w:hyperlink w:history="1" r:id="rIdmddohoxw1xd5umk-xe9_c">
               <w:r>
                 <w:rPr>
                   <w:rFonts w:ascii="Arial" w:cs="Arial" w:eastAsia="Arial" w:hAnsi="Arial"/>
@@ -23041,7 +23041,7 @@
               <w:spacing w:after="10" w:before="0"/>
               <w:ind w:left="120"/>
             </w:pPr>
-            <w:hyperlink w:history="1" r:id="rIdt2n99ic3cdubk_boovxi9">
+            <w:hyperlink w:history="1" r:id="rIdg0ui7bczho0lzusaa-3pa">
               <w:r>
                 <w:rPr>
                   <w:rFonts w:ascii="Arial" w:cs="Arial" w:eastAsia="Arial" w:hAnsi="Arial"/>
@@ -23086,7 +23086,7 @@
             <w:pPr>
               <w:spacing w:after="20" w:before="0"/>
             </w:pPr>
-            <w:hyperlink w:history="1" r:id="rIdtyk9nsktpkr2mdbomhvdb">
+            <w:hyperlink w:history="1" r:id="rIdblv5zhxnqn8agaunopjmq">
               <w:r>
                 <w:rPr>
                   <w:rFonts w:ascii="Arial" w:cs="Arial" w:eastAsia="Arial" w:hAnsi="Arial"/>
@@ -23135,7 +23135,7 @@
               <w:spacing w:after="10" w:before="0"/>
               <w:ind w:left="120"/>
             </w:pPr>
-            <w:hyperlink w:history="1" r:id="rIdxkvl0dg6es4rjsaejmka9">
+            <w:hyperlink w:history="1" r:id="rIdmpksuex4fbyvqsy_l74yf">
               <w:r>
                 <w:rPr>
                   <w:rFonts w:ascii="Arial" w:cs="Arial" w:eastAsia="Arial" w:hAnsi="Arial"/>
@@ -23335,7 +23335,7 @@
             <w:pPr>
               <w:spacing w:after="20" w:before="0"/>
             </w:pPr>
-            <w:hyperlink w:history="1" r:id="rId2wozymh2qoqy0eb18pzv7">
+            <w:hyperlink w:history="1" r:id="rIdp7j7ai40x-knpitx1bhd9">
               <w:r>
                 <w:rPr>
                   <w:rFonts w:ascii="Arial" w:cs="Arial" w:eastAsia="Arial" w:hAnsi="Arial"/>
@@ -23368,7 +23368,7 @@
               <w:spacing w:after="10" w:before="0"/>
               <w:ind w:left="120"/>
             </w:pPr>
-            <w:hyperlink w:history="1" r:id="rId0mrlgieyprmximjlyugqx">
+            <w:hyperlink w:history="1" r:id="rIdwcr6ig0dckt5e-jffvcyl">
               <w:r>
                 <w:rPr>
                   <w:rFonts w:ascii="Arial" w:cs="Arial" w:eastAsia="Arial" w:hAnsi="Arial"/>
@@ -23413,7 +23413,7 @@
             <w:pPr>
               <w:spacing w:after="20" w:before="0"/>
             </w:pPr>
-            <w:hyperlink w:history="1" r:id="rIdufdri_owfy8omvuckrhm1">
+            <w:hyperlink w:history="1" r:id="rIdpauucyvjla52tgfgt-jqq">
               <w:r>
                 <w:rPr>
                   <w:rFonts w:ascii="Arial" w:cs="Arial" w:eastAsia="Arial" w:hAnsi="Arial"/>
@@ -23462,7 +23462,7 @@
               <w:spacing w:after="10" w:before="0"/>
               <w:ind w:left="120"/>
             </w:pPr>
-            <w:hyperlink w:history="1" r:id="rIdzrfssruzjv9vhsdgpxlsi">
+            <w:hyperlink w:history="1" r:id="rId2mwkaldcoachdm7hxugo7">
               <w:r>
                 <w:rPr>
                   <w:rFonts w:ascii="Arial" w:cs="Arial" w:eastAsia="Arial" w:hAnsi="Arial"/>
@@ -23662,7 +23662,7 @@
             <w:pPr>
               <w:spacing w:after="20" w:before="0"/>
             </w:pPr>
-            <w:hyperlink w:history="1" r:id="rIdwit68cu1g8lbovtnjz-ar">
+            <w:hyperlink w:history="1" r:id="rIdtneivy-0pdvhq77io4uxa">
               <w:r>
                 <w:rPr>
                   <w:rFonts w:ascii="Arial" w:cs="Arial" w:eastAsia="Arial" w:hAnsi="Arial"/>
@@ -23711,7 +23711,7 @@
               <w:spacing w:after="10" w:before="0"/>
               <w:ind w:left="120"/>
             </w:pPr>
-            <w:hyperlink w:history="1" r:id="rIdeawqv0vyo1sbe8r9pvudt">
+            <w:hyperlink w:history="1" r:id="rIdcplny7zuxau4cpu7_-pf3">
               <w:r>
                 <w:rPr>
                   <w:rFonts w:ascii="Arial" w:cs="Arial" w:eastAsia="Arial" w:hAnsi="Arial"/>
@@ -23756,7 +23756,7 @@
             <w:pPr>
               <w:spacing w:after="20" w:before="0"/>
             </w:pPr>
-            <w:hyperlink w:history="1" r:id="rId0jjm_45olwkpzteey4aru">
+            <w:hyperlink w:history="1" r:id="rIdswv2upmkdze5bgpql4fyd">
               <w:r>
                 <w:rPr>
                   <w:rFonts w:ascii="Arial" w:cs="Arial" w:eastAsia="Arial" w:hAnsi="Arial"/>
@@ -23805,7 +23805,7 @@
               <w:spacing w:after="10" w:before="0"/>
               <w:ind w:left="120"/>
             </w:pPr>
-            <w:hyperlink w:history="1" r:id="rId6chdsvr2edmhowjhhx1mp">
+            <w:hyperlink w:history="1" r:id="rIdwk4bk1ra6sb2kwqjve_hz">
               <w:r>
                 <w:rPr>
                   <w:rFonts w:ascii="Arial" w:cs="Arial" w:eastAsia="Arial" w:hAnsi="Arial"/>
@@ -24610,7 +24610,7 @@
         </w:rPr>
         <w:t xml:space="preserve">© 2026 SeaVuria and ARES. Aligned with KICD objectives. Developed by SeaVuria; technical implementation by ARES (with AI assistance from Claude). Licensed under </w:t>
       </w:r>
-      <w:hyperlink w:history="1" r:id="rId7z7rxtemx7wcqifqjyyvr">
+      <w:hyperlink w:history="1" r:id="rIdkw-ard4dlxctjywiitsjl">
         <w:r>
           <w:rPr>
             <w:rFonts w:ascii="Arial" w:cs="Arial" w:eastAsia="Arial" w:hAnsi="Arial"/>
@@ -24631,7 +24631,7 @@
         </w:rPr>
         <w:t xml:space="preserve"> (</w:t>
       </w:r>
-      <w:hyperlink w:history="1" r:id="rIdpvorn4y3nhx_7jcbg6ymx">
+      <w:hyperlink w:history="1" r:id="rId_jqo0vdjugogz2zfy4ymj">
         <w:r>
           <w:rPr>
             <w:rFonts w:ascii="Arial" w:cs="Arial" w:eastAsia="Arial" w:hAnsi="Arial"/>
@@ -25671,7 +25671,7 @@
             <w:pPr>
               <w:spacing w:after="20" w:before="0"/>
             </w:pPr>
-            <w:hyperlink w:history="1" r:id="rId-ego4xagan-bksom1xp1g">
+            <w:hyperlink w:history="1" r:id="rIdov1gqpjlkxl3zoxau7wh_">
               <w:r>
                 <w:rPr>
                   <w:rFonts w:ascii="Arial" w:cs="Arial" w:eastAsia="Arial" w:hAnsi="Arial"/>
@@ -25704,7 +25704,7 @@
               <w:spacing w:after="10" w:before="0"/>
               <w:ind w:left="120"/>
             </w:pPr>
-            <w:hyperlink w:history="1" r:id="rIdk3ykfimexc4dr6gxefbnv">
+            <w:hyperlink w:history="1" r:id="rIdc0tviw8efylz5yxodokzq">
               <w:r>
                 <w:rPr>
                   <w:rFonts w:ascii="Arial" w:cs="Arial" w:eastAsia="Arial" w:hAnsi="Arial"/>
@@ -25749,7 +25749,7 @@
             <w:pPr>
               <w:spacing w:after="20" w:before="0"/>
             </w:pPr>
-            <w:hyperlink w:history="1" r:id="rIdqnt8cfppyujx-tef0occq">
+            <w:hyperlink w:history="1" r:id="rIdqudyfgm5u9mvh8x8fbe4m">
               <w:r>
                 <w:rPr>
                   <w:rFonts w:ascii="Arial" w:cs="Arial" w:eastAsia="Arial" w:hAnsi="Arial"/>
@@ -25782,7 +25782,7 @@
               <w:spacing w:after="10" w:before="0"/>
               <w:ind w:left="120"/>
             </w:pPr>
-            <w:hyperlink w:history="1" r:id="rId2aqb1zqav_b3hu7g4orii">
+            <w:hyperlink w:history="1" r:id="rIdny1x3deixfd88s45peirb">
               <w:r>
                 <w:rPr>
                   <w:rFonts w:ascii="Arial" w:cs="Arial" w:eastAsia="Arial" w:hAnsi="Arial"/>
@@ -25982,7 +25982,7 @@
             <w:pPr>
               <w:spacing w:after="20" w:before="0"/>
             </w:pPr>
-            <w:hyperlink w:history="1" r:id="rIdpbcn0zzghh3ape-uqqh7w">
+            <w:hyperlink w:history="1" r:id="rId6zowtosfb-ltpn9fk-fng">
               <w:r>
                 <w:rPr>
                   <w:rFonts w:ascii="Arial" w:cs="Arial" w:eastAsia="Arial" w:hAnsi="Arial"/>
@@ -26015,7 +26015,7 @@
               <w:spacing w:after="10" w:before="0"/>
               <w:ind w:left="120"/>
             </w:pPr>
-            <w:hyperlink w:history="1" r:id="rId-vn8snpi-witkvqkcwxuq">
+            <w:hyperlink w:history="1" r:id="rIdxsj25glrh20z2jqiyxq36">
               <w:r>
                 <w:rPr>
                   <w:rFonts w:ascii="Arial" w:cs="Arial" w:eastAsia="Arial" w:hAnsi="Arial"/>
@@ -26060,7 +26060,7 @@
             <w:pPr>
               <w:spacing w:after="20" w:before="0"/>
             </w:pPr>
-            <w:hyperlink w:history="1" r:id="rIdqozwvhe25z08rwfuwko5e">
+            <w:hyperlink w:history="1" r:id="rIdoewvke8r7ft9sj_2ljelc">
               <w:r>
                 <w:rPr>
                   <w:rFonts w:ascii="Arial" w:cs="Arial" w:eastAsia="Arial" w:hAnsi="Arial"/>
@@ -26093,7 +26093,7 @@
               <w:spacing w:after="10" w:before="0"/>
               <w:ind w:left="120"/>
             </w:pPr>
-            <w:hyperlink w:history="1" r:id="rIduvt2ea98q3pmnl6lep_j3">
+            <w:hyperlink w:history="1" r:id="rIdogbz_nld5uo4ugywiwkpx">
               <w:r>
                 <w:rPr>
                   <w:rFonts w:ascii="Arial" w:cs="Arial" w:eastAsia="Arial" w:hAnsi="Arial"/>
@@ -26293,7 +26293,7 @@
             <w:pPr>
               <w:spacing w:after="20" w:before="0"/>
             </w:pPr>
-            <w:hyperlink w:history="1" r:id="rId9esaqc3fcrwnvbi7k9thd">
+            <w:hyperlink w:history="1" r:id="rIdg1zmk2ez_iefj7ygjuh_p">
               <w:r>
                 <w:rPr>
                   <w:rFonts w:ascii="Arial" w:cs="Arial" w:eastAsia="Arial" w:hAnsi="Arial"/>
@@ -26326,7 +26326,7 @@
               <w:spacing w:after="10" w:before="0"/>
               <w:ind w:left="120"/>
             </w:pPr>
-            <w:hyperlink w:history="1" r:id="rIdfx148ft6lgbkz-emki9l8">
+            <w:hyperlink w:history="1" r:id="rIdkhk82aemdkwhowwlwyji3">
               <w:r>
                 <w:rPr>
                   <w:rFonts w:ascii="Arial" w:cs="Arial" w:eastAsia="Arial" w:hAnsi="Arial"/>
@@ -26371,7 +26371,7 @@
             <w:pPr>
               <w:spacing w:after="20" w:before="0"/>
             </w:pPr>
-            <w:hyperlink w:history="1" r:id="rId5rkzdk8bv-kkrxaws6php">
+            <w:hyperlink w:history="1" r:id="rId9b05dqut2kudd2c8hmxp4">
               <w:r>
                 <w:rPr>
                   <w:rFonts w:ascii="Arial" w:cs="Arial" w:eastAsia="Arial" w:hAnsi="Arial"/>
@@ -26420,7 +26420,7 @@
               <w:spacing w:after="10" w:before="0"/>
               <w:ind w:left="120"/>
             </w:pPr>
-            <w:hyperlink w:history="1" r:id="rIdvv89c9bxxejekkfsmhusj">
+            <w:hyperlink w:history="1" r:id="rIdszbwqdze7k6omqytomzvo">
               <w:r>
                 <w:rPr>
                   <w:rFonts w:ascii="Arial" w:cs="Arial" w:eastAsia="Arial" w:hAnsi="Arial"/>
@@ -26620,7 +26620,7 @@
             <w:pPr>
               <w:spacing w:after="20" w:before="0"/>
             </w:pPr>
-            <w:hyperlink w:history="1" r:id="rIdcnbh0qbtbfehvktmdad4g">
+            <w:hyperlink w:history="1" r:id="rIdcieafb3b5lri53d8lsj5x">
               <w:r>
                 <w:rPr>
                   <w:rFonts w:ascii="Arial" w:cs="Arial" w:eastAsia="Arial" w:hAnsi="Arial"/>
@@ -26653,7 +26653,7 @@
               <w:spacing w:after="10" w:before="0"/>
               <w:ind w:left="120"/>
             </w:pPr>
-            <w:hyperlink w:history="1" r:id="rIdw9e23vydkrlqjvp7joh6r">
+            <w:hyperlink w:history="1" r:id="rIdqpcl87hw4diirgmyj5ty3">
               <w:r>
                 <w:rPr>
                   <w:rFonts w:ascii="Arial" w:cs="Arial" w:eastAsia="Arial" w:hAnsi="Arial"/>
@@ -26698,7 +26698,7 @@
             <w:pPr>
               <w:spacing w:after="20" w:before="0"/>
             </w:pPr>
-            <w:hyperlink w:history="1" r:id="rIdakkt0m1ems15_bxfdxn6f">
+            <w:hyperlink w:history="1" r:id="rIdq7ilmu6ihicna5aulqxct">
               <w:r>
                 <w:rPr>
                   <w:rFonts w:ascii="Arial" w:cs="Arial" w:eastAsia="Arial" w:hAnsi="Arial"/>
@@ -26747,7 +26747,7 @@
               <w:spacing w:after="10" w:before="0"/>
               <w:ind w:left="120"/>
             </w:pPr>
-            <w:hyperlink w:history="1" r:id="rId8-wh95paeqhx06ve2mri5">
+            <w:hyperlink w:history="1" r:id="rIdlznr226lqv7djjxjcbft8">
               <w:r>
                 <w:rPr>
                   <w:rFonts w:ascii="Arial" w:cs="Arial" w:eastAsia="Arial" w:hAnsi="Arial"/>
@@ -26947,7 +26947,7 @@
             <w:pPr>
               <w:spacing w:after="20" w:before="0"/>
             </w:pPr>
-            <w:hyperlink w:history="1" r:id="rIdxikt9rhvxu44p0pc1f0_m">
+            <w:hyperlink w:history="1" r:id="rIdi0qesqq7sj77zz79vpra-">
               <w:r>
                 <w:rPr>
                   <w:rFonts w:ascii="Arial" w:cs="Arial" w:eastAsia="Arial" w:hAnsi="Arial"/>
@@ -26996,7 +26996,7 @@
               <w:spacing w:after="10" w:before="0"/>
               <w:ind w:left="120"/>
             </w:pPr>
-            <w:hyperlink w:history="1" r:id="rIddf0mbu8dgeixyyq_bouuw">
+            <w:hyperlink w:history="1" r:id="rIdhemragtl3w-xiaqzo8r-m">
               <w:r>
                 <w:rPr>
                   <w:rFonts w:ascii="Arial" w:cs="Arial" w:eastAsia="Arial" w:hAnsi="Arial"/>
@@ -27041,7 +27041,7 @@
             <w:pPr>
               <w:spacing w:after="20" w:before="0"/>
             </w:pPr>
-            <w:hyperlink w:history="1" r:id="rIdpoueg8lyeso7yz8tdpjdv">
+            <w:hyperlink w:history="1" r:id="rIdslwxebajmcqjrvyzf7plo">
               <w:r>
                 <w:rPr>
                   <w:rFonts w:ascii="Arial" w:cs="Arial" w:eastAsia="Arial" w:hAnsi="Arial"/>
@@ -27090,7 +27090,7 @@
               <w:spacing w:after="10" w:before="0"/>
               <w:ind w:left="120"/>
             </w:pPr>
-            <w:hyperlink w:history="1" r:id="rIdanpy52z4fc64p8hht9zyh">
+            <w:hyperlink w:history="1" r:id="rIdzaroldrc6sj6kksann0mx">
               <w:r>
                 <w:rPr>
                   <w:rFonts w:ascii="Arial" w:cs="Arial" w:eastAsia="Arial" w:hAnsi="Arial"/>
@@ -27615,7 +27615,7 @@
         </w:rPr>
         <w:t xml:space="preserve">© 2026 SeaVuria and ARES. Aligned with KICD objectives. Developed by SeaVuria; technical implementation by ARES (with AI assistance from Claude). Licensed under </w:t>
       </w:r>
-      <w:hyperlink w:history="1" r:id="rIdufh7n_t3gvymbjssjclws">
+      <w:hyperlink w:history="1" r:id="rIdr8i9tvjyv5it3antlalou">
         <w:r>
           <w:rPr>
             <w:rFonts w:ascii="Arial" w:cs="Arial" w:eastAsia="Arial" w:hAnsi="Arial"/>
@@ -27636,7 +27636,7 @@
         </w:rPr>
         <w:t xml:space="preserve"> (</w:t>
       </w:r>
-      <w:hyperlink w:history="1" r:id="rId8uzeoeehh90hxg316re9u">
+      <w:hyperlink w:history="1" r:id="rIdkgr5jdjj1o-pvucucy5kh">
         <w:r>
           <w:rPr>
             <w:rFonts w:ascii="Arial" w:cs="Arial" w:eastAsia="Arial" w:hAnsi="Arial"/>
